--- a/test/Turnus Hold 5/B1-B2-B3 (Lør)/Lørdag B1-B2 og B3.docx
+++ b/test/Turnus Hold 5/B1-B2-B3 (Lør)/Lørdag B1-B2 og B3.docx
@@ -220,21 +220,49 @@
                 <w:szCs w:val="20"/>
               </w:rPr>
             </w:pPr>
-            <w:r>
-              <w:rPr>
-                <w:rFonts w:eastAsiaTheme="minorEastAsia"/>
-                <w:sz w:val="20"/>
-                <w:szCs w:val="20"/>
-              </w:rPr>
-              <w:t>Mimersgade 39-4</w:t>
-            </w:r>
-            <w:r>
-              <w:rPr>
-                <w:rFonts w:eastAsiaTheme="minorEastAsia"/>
-                <w:sz w:val="20"/>
-                <w:szCs w:val="20"/>
-              </w:rPr>
-              <w:t>1. + nr. 49 &amp; alarm i Mimersgade 47</w:t>
+            <w:proofErr w:type="spellStart"/>
+            <w:r>
+              <w:rPr>
+                <w:rFonts w:eastAsiaTheme="minorEastAsia"/>
+                <w:sz w:val="20"/>
+                <w:szCs w:val="20"/>
+              </w:rPr>
+              <w:t>Mimersgade</w:t>
+            </w:r>
+            <w:proofErr w:type="spellEnd"/>
+            <w:r>
+              <w:rPr>
+                <w:rFonts w:eastAsiaTheme="minorEastAsia"/>
+                <w:sz w:val="20"/>
+                <w:szCs w:val="20"/>
+              </w:rPr>
+              <w:t xml:space="preserve"> 39-4</w:t>
+            </w:r>
+            <w:r>
+              <w:rPr>
+                <w:rFonts w:eastAsiaTheme="minorEastAsia"/>
+                <w:sz w:val="20"/>
+                <w:szCs w:val="20"/>
+              </w:rPr>
+              <w:t xml:space="preserve">1. + nr. 49 &amp; alarm i </w:t>
+            </w:r>
+            <w:proofErr w:type="spellStart"/>
+            <w:r>
+              <w:rPr>
+                <w:rFonts w:eastAsiaTheme="minorEastAsia"/>
+                <w:sz w:val="20"/>
+                <w:szCs w:val="20"/>
+              </w:rPr>
+              <w:t>Mimersgade</w:t>
+            </w:r>
+            <w:proofErr w:type="spellEnd"/>
+            <w:r>
+              <w:rPr>
+                <w:rFonts w:eastAsiaTheme="minorEastAsia"/>
+                <w:sz w:val="20"/>
+                <w:szCs w:val="20"/>
+              </w:rPr>
+              <w:t xml:space="preserve"> 47</w:t>
             </w:r>
           </w:p>
         </w:tc>
@@ -304,7 +332,31 @@
                 <w:sz w:val="20"/>
                 <w:szCs w:val="20"/>
               </w:rPr>
-              <w:t>404233</w:t>
+              <w:t>40</w:t>
+            </w:r>
+            <w:r>
+              <w:rPr>
+                <w:rFonts w:eastAsiaTheme="minorEastAsia"/>
+                <w:sz w:val="20"/>
+                <w:szCs w:val="20"/>
+              </w:rPr>
+              <w:t>5</w:t>
+            </w:r>
+            <w:r>
+              <w:rPr>
+                <w:rFonts w:eastAsiaTheme="minorEastAsia"/>
+                <w:sz w:val="20"/>
+                <w:szCs w:val="20"/>
+              </w:rPr>
+              <w:t>233</w:t>
+            </w:r>
+            <w:r>
+              <w:rPr>
+                <w:rFonts w:eastAsiaTheme="minorEastAsia"/>
+                <w:sz w:val="20"/>
+                <w:szCs w:val="20"/>
+              </w:rPr>
+              <w:t>/ 777777</w:t>
             </w:r>
           </w:p>
         </w:tc>
@@ -365,13 +417,23 @@
                 <w:szCs w:val="20"/>
               </w:rPr>
             </w:pPr>
-            <w:r>
-              <w:rPr>
-                <w:rFonts w:eastAsiaTheme="minorEastAsia"/>
-                <w:sz w:val="20"/>
-                <w:szCs w:val="20"/>
-              </w:rPr>
-              <w:t>Griffenfeldsgade 44</w:t>
+            <w:proofErr w:type="spellStart"/>
+            <w:r>
+              <w:rPr>
+                <w:rFonts w:eastAsiaTheme="minorEastAsia"/>
+                <w:sz w:val="20"/>
+                <w:szCs w:val="20"/>
+              </w:rPr>
+              <w:t>Griffenfeldsgade</w:t>
+            </w:r>
+            <w:proofErr w:type="spellEnd"/>
+            <w:r>
+              <w:rPr>
+                <w:rFonts w:eastAsiaTheme="minorEastAsia"/>
+                <w:sz w:val="20"/>
+                <w:szCs w:val="20"/>
+              </w:rPr>
+              <w:t xml:space="preserve"> 44</w:t>
             </w:r>
           </w:p>
         </w:tc>
@@ -458,7 +520,7 @@
                 <w:sz w:val="20"/>
                 <w:szCs w:val="20"/>
               </w:rPr>
-              <w:t xml:space="preserve"> / 777777</w:t>
+              <w:t xml:space="preserve"> </w:t>
             </w:r>
           </w:p>
         </w:tc>
@@ -2195,13 +2257,23 @@
                 <w:szCs w:val="20"/>
               </w:rPr>
             </w:pPr>
-            <w:r>
-              <w:rPr>
-                <w:rFonts w:eastAsiaTheme="minorEastAsia"/>
-                <w:sz w:val="20"/>
-                <w:szCs w:val="20"/>
-              </w:rPr>
-              <w:t>Indertoften 10</w:t>
+            <w:proofErr w:type="spellStart"/>
+            <w:r>
+              <w:rPr>
+                <w:rFonts w:eastAsiaTheme="minorEastAsia"/>
+                <w:sz w:val="20"/>
+                <w:szCs w:val="20"/>
+              </w:rPr>
+              <w:t>Indertoften</w:t>
+            </w:r>
+            <w:proofErr w:type="spellEnd"/>
+            <w:r>
+              <w:rPr>
+                <w:rFonts w:eastAsiaTheme="minorEastAsia"/>
+                <w:sz w:val="20"/>
+                <w:szCs w:val="20"/>
+              </w:rPr>
+              <w:t xml:space="preserve"> 10</w:t>
             </w:r>
           </w:p>
           <w:p>
@@ -2433,13 +2505,23 @@
                 <w:szCs w:val="20"/>
               </w:rPr>
             </w:pPr>
-            <w:r>
-              <w:rPr>
-                <w:rFonts w:eastAsiaTheme="minorEastAsia"/>
-                <w:sz w:val="20"/>
-                <w:szCs w:val="20"/>
-              </w:rPr>
-              <w:t>Baldersgade 24</w:t>
+            <w:proofErr w:type="spellStart"/>
+            <w:r>
+              <w:rPr>
+                <w:rFonts w:eastAsiaTheme="minorEastAsia"/>
+                <w:sz w:val="20"/>
+                <w:szCs w:val="20"/>
+              </w:rPr>
+              <w:t>Baldersgade</w:t>
+            </w:r>
+            <w:proofErr w:type="spellEnd"/>
+            <w:r>
+              <w:rPr>
+                <w:rFonts w:eastAsiaTheme="minorEastAsia"/>
+                <w:sz w:val="20"/>
+                <w:szCs w:val="20"/>
+              </w:rPr>
+              <w:t xml:space="preserve"> 24</w:t>
             </w:r>
           </w:p>
         </w:tc>
@@ -2711,7 +2793,25 @@
                 <w:sz w:val="20"/>
                 <w:szCs w:val="20"/>
               </w:rPr>
-              <w:t>Ved meget regn checkes loft og bund</w:t>
+              <w:t xml:space="preserve">Ved meget regn </w:t>
+            </w:r>
+            <w:proofErr w:type="spellStart"/>
+            <w:r>
+              <w:rPr>
+                <w:rFonts w:eastAsiaTheme="minorEastAsia"/>
+                <w:sz w:val="20"/>
+                <w:szCs w:val="20"/>
+              </w:rPr>
+              <w:t>checkes</w:t>
+            </w:r>
+            <w:proofErr w:type="spellEnd"/>
+            <w:r>
+              <w:rPr>
+                <w:rFonts w:eastAsiaTheme="minorEastAsia"/>
+                <w:sz w:val="20"/>
+                <w:szCs w:val="20"/>
+              </w:rPr>
+              <w:t xml:space="preserve"> loft og bund</w:t>
             </w:r>
           </w:p>
         </w:tc>
@@ -3666,7 +3766,7 @@
       <w:rPr>
         <w:noProof/>
       </w:rPr>
-      <w:t>07-02-2026</w:t>
+      <w:t>14-03-2026</w:t>
     </w:r>
     <w:r>
       <w:fldChar w:fldCharType="end"/>
@@ -4649,15 +4749,6 @@
 </file>
 
 <file path=customXml/item1.xml><?xml version="1.0" encoding="utf-8"?>
-<?mso-contentType ?>
-<FormTemplates xmlns="http://schemas.microsoft.com/sharepoint/v3/contenttype/forms">
-  <Display>DocumentLibraryForm</Display>
-  <Edit>DocumentLibraryForm</Edit>
-  <New>DocumentLibraryForm</New>
-</FormTemplates>
-</file>
-
-<file path=customXml/item2.xml><?xml version="1.0" encoding="utf-8"?>
 <p:properties xmlns:p="http://schemas.microsoft.com/office/2006/metadata/properties" xmlns:xsi="http://www.w3.org/2001/XMLSchema-instance" xmlns:pc="http://schemas.microsoft.com/office/infopath/2007/PartnerControls">
   <documentManagement>
     <eDoc xmlns="0f03729d-1f1c-4b43-bedd-870f9fd028b5" xsi:nil="true"/>
@@ -4675,6 +4766,15 @@
     </SharedWithUsers>
   </documentManagement>
 </p:properties>
+</file>
+
+<file path=customXml/item2.xml><?xml version="1.0" encoding="utf-8"?>
+<?mso-contentType ?>
+<FormTemplates xmlns="http://schemas.microsoft.com/sharepoint/v3/contenttype/forms">
+  <Display>DocumentLibraryForm</Display>
+  <Edit>DocumentLibraryForm</Edit>
+  <New>DocumentLibraryForm</New>
+</FormTemplates>
 </file>
 
 <file path=customXml/item3.xml><?xml version="1.0" encoding="utf-8"?>
@@ -4941,20 +5041,20 @@
 </file>
 
 <file path=customXml/itemProps1.xml><?xml version="1.0" encoding="utf-8"?>
-<ds:datastoreItem xmlns:ds="http://schemas.openxmlformats.org/officeDocument/2006/customXml" ds:itemID="{13E881FC-CF32-4702-8AE8-79CE58E667E3}">
-  <ds:schemaRefs>
-    <ds:schemaRef ds:uri="http://schemas.microsoft.com/sharepoint/v3/contenttype/forms"/>
-  </ds:schemaRefs>
-</ds:datastoreItem>
-</file>
-
-<file path=customXml/itemProps2.xml><?xml version="1.0" encoding="utf-8"?>
 <ds:datastoreItem xmlns:ds="http://schemas.openxmlformats.org/officeDocument/2006/customXml" ds:itemID="{070B2E7A-5BCA-483D-A69D-19957AE3BA76}">
   <ds:schemaRefs>
     <ds:schemaRef ds:uri="http://schemas.microsoft.com/office/2006/metadata/properties"/>
     <ds:schemaRef ds:uri="http://schemas.microsoft.com/office/infopath/2007/PartnerControls"/>
     <ds:schemaRef ds:uri="0f03729d-1f1c-4b43-bedd-870f9fd028b5"/>
     <ds:schemaRef ds:uri="45c24c4d-4de2-4a11-996b-ad1b02b5a53f"/>
+  </ds:schemaRefs>
+</ds:datastoreItem>
+</file>
+
+<file path=customXml/itemProps2.xml><?xml version="1.0" encoding="utf-8"?>
+<ds:datastoreItem xmlns:ds="http://schemas.openxmlformats.org/officeDocument/2006/customXml" ds:itemID="{13E881FC-CF32-4702-8AE8-79CE58E667E3}">
+  <ds:schemaRefs>
+    <ds:schemaRef ds:uri="http://schemas.microsoft.com/sharepoint/v3/contenttype/forms"/>
   </ds:schemaRefs>
 </ds:datastoreItem>
 </file>
